--- a/硅谷101/E106｜真正造星舰的人来了，与SpaceX前高管聊聊马斯克的火星计划/全文_校读版.docx
+++ b/硅谷101/E106｜真正造星舰的人来了，与SpaceX前高管聊聊马斯克的火星计划/全文_校读版.docx
@@ -910,7 +910,7 @@
         <w:widowControl/>
       </w:pPr>
       <w:r>
-        <w:t>所以 SpaceX 的可能找学员有两个特色，第一呢，就是当然都聪明，第二，都蛮年轻的。那蛮年轻象征什么呢？</w:t>
+        <w:t>所以 SpaceX 的可能找寻员工有两个特色，第一呢，就是当然都聪明，第二，都蛮年轻的。那蛮年轻象征什么呢？</w:t>
       </w:r>
     </w:p>
     <w:p>
@@ -974,7 +974,7 @@
         <w:widowControl/>
       </w:pPr>
       <w:r>
-        <w:t>就是最终不管是改车子，还是自己制造玩具，就很多的 SpaceX 的人在周末的时候，譬如说真的有一点点的这种空闲时间，大家喜欢去沙漠里面。那去沙漠里面，大家可以车子一开出来，大家开始拿出各自自己制造的玩具出来，然后来展现各种不同奇奇怪怪的东西。我觉得这个是 SpaceX 的人另外印象比较深刻的地方，就是你在公司已经工作这么多了，已经做这么多了，你回家你还有精力，还要再玩一些自己的这个，才要再改一些东西，这个是让我印象满神可以蛮佩服的。</w:t>
+        <w:t>就是最终不管是改车子，还是自己制造玩具，就很多的 SpaceX 的人在周末的时候，譬如说真的有一点点的这种空闲时间，大家喜欢去沙漠里面。那去沙漠里面，大家可以车子一开出来，大家开始拿出各自自己制造的玩具出来，然后来展现各种不同奇奇怪怪的东西。我觉得这个是 SpaceX 的人另外印象比较深刻的地方，就是你在公司已经工作这么多了，已经做这么多了，你回家你还有精力，还要再玩一些自己的这个，才要再改一些东西，这个是让我印象蛮深可以蛮佩服的。</w:t>
       </w:r>
     </w:p>
     <w:p>
